--- a/Bài tổng hợp.docx
+++ b/Bài tổng hợp.docx
@@ -5,9 +5,6 @@
     <w:p>
       <w:pPr>
         <w:pStyle w:val="Heading1"/>
-        <w:rPr>
-          <w:lang w:val="en-US"/>
-        </w:rPr>
       </w:pPr>
       <w:r>
         <w:t>Thiết kế Inspect and Adapt cho ShopCare AI</w:t>
@@ -20,7 +17,6 @@
           <w:bCs/>
           <w:sz w:val="24"/>
           <w:szCs w:val="24"/>
-          <w:lang w:val="en-US"/>
         </w:rPr>
       </w:pPr>
     </w:p>
@@ -29,13 +25,7 @@
         <w:pStyle w:val="Heading2"/>
       </w:pPr>
       <w:r>
-        <w:rPr>
-          <w:lang w:val="en-US"/>
-        </w:rPr>
-        <w:t>5.1. Kiểm tra Increment</w:t>
-      </w:r>
-      <w:r>
-        <w:t> </w:t>
+        <w:t>5.1. Kiểm tra Increment </w:t>
       </w:r>
     </w:p>
     <w:p>
@@ -51,16 +41,8 @@
         <w:rPr>
           <w:sz w:val="24"/>
           <w:szCs w:val="24"/>
-          <w:lang w:val="en-US"/>
-        </w:rPr>
-        <w:t>Phân loại SC-61 đến SC-65; nêu bằng chứng và cách trình bày phần chưa Done.</w:t>
-      </w:r>
-      <w:r>
-        <w:rPr>
-          <w:sz w:val="24"/>
-          <w:szCs w:val="24"/>
-        </w:rPr>
-        <w:t> </w:t>
+        </w:rPr>
+        <w:t>Phân loại SC-61 đến SC-65; nêu bằng chứng và cách trình bày phần chưa Done. </w:t>
       </w:r>
     </w:p>
     <w:p>
@@ -154,18 +136,12 @@
         <w:t>Chỉ trình bày các phần đã Done</w:t>
       </w:r>
       <w:r>
-        <w:rPr>
-          <w:lang w:val="en-US"/>
-        </w:rPr>
         <w:t xml:space="preserve"> </w:t>
       </w:r>
       <w:r>
         <w:t>thông qua luồng trải nghiệm thực tế</w:t>
       </w:r>
       <w:r>
-        <w:rPr>
-          <w:lang w:val="en-US"/>
-        </w:rPr>
         <w:t>.</w:t>
       </w:r>
     </w:p>
@@ -181,9 +157,6 @@
         <w:t>Đối với các phần Chưa Done</w:t>
       </w:r>
       <w:r>
-        <w:rPr>
-          <w:lang w:val="en-US"/>
-        </w:rPr>
         <w:t xml:space="preserve">, </w:t>
       </w:r>
       <w:r>
@@ -197,23 +170,14 @@
         <w:rPr>
           <w:sz w:val="24"/>
           <w:szCs w:val="24"/>
-          <w:lang w:val="en-US"/>
         </w:rPr>
       </w:pPr>
       <w:r>
         <w:rPr>
           <w:sz w:val="24"/>
           <w:szCs w:val="24"/>
-          <w:lang w:val="en-US"/>
-        </w:rPr>
-        <w:t>Nêu ít nhất 2 điểm sai của Review cũ và tác động.</w:t>
-      </w:r>
-      <w:r>
-        <w:rPr>
-          <w:sz w:val="24"/>
-          <w:szCs w:val="24"/>
-        </w:rPr>
-        <w:t> </w:t>
+        </w:rPr>
+        <w:t>Nêu ít nhất 2 điểm sai của Review cũ và tác động. </w:t>
       </w:r>
     </w:p>
     <w:p>
@@ -278,7 +242,6 @@
         <w:rPr>
           <w:sz w:val="24"/>
           <w:szCs w:val="24"/>
-          <w:lang w:val="en-US"/>
         </w:rPr>
       </w:pPr>
     </w:p>
@@ -287,13 +250,7 @@
         <w:pStyle w:val="Heading2"/>
       </w:pPr>
       <w:r>
-        <w:rPr>
-          <w:lang w:val="en-US"/>
-        </w:rPr>
-        <w:t>5.2. Thiết kế Sprint Review</w:t>
-      </w:r>
-      <w:r>
-        <w:t> </w:t>
+        <w:t>5.2. Thiết kế Sprint Review </w:t>
       </w:r>
     </w:p>
     <w:p>
@@ -308,16 +265,8 @@
         <w:rPr>
           <w:sz w:val="24"/>
           <w:szCs w:val="24"/>
-          <w:lang w:val="en-US"/>
-        </w:rPr>
-        <w:t>Lập agenda 60 phút có mục tiêu, vai trò, câu hỏi mở và trao đổi hai chiều.</w:t>
-      </w:r>
-      <w:r>
-        <w:rPr>
-          <w:sz w:val="24"/>
-          <w:szCs w:val="24"/>
-        </w:rPr>
-        <w:t> </w:t>
+        </w:rPr>
+        <w:t>Lập agenda 60 phút có mục tiêu, vai trò, câu hỏi mở và trao đổi hai chiều. </w:t>
       </w:r>
     </w:p>
     <w:p>
@@ -419,23 +368,14 @@
         <w:rPr>
           <w:sz w:val="24"/>
           <w:szCs w:val="24"/>
-          <w:lang w:val="en-US"/>
         </w:rPr>
       </w:pPr>
       <w:r>
         <w:rPr>
           <w:sz w:val="24"/>
           <w:szCs w:val="24"/>
-          <w:lang w:val="en-US"/>
-        </w:rPr>
-        <w:t>Tạo Feedback Log F-01 đến F-05: nguồn, bằng chứng, điểm cần rõ và hướng xử lý.</w:t>
-      </w:r>
-      <w:r>
-        <w:rPr>
-          <w:sz w:val="24"/>
-          <w:szCs w:val="24"/>
-        </w:rPr>
-        <w:t> </w:t>
+        </w:rPr>
+        <w:t>Tạo Feedback Log F-01 đến F-05: nguồn, bằng chứng, điểm cần rõ và hướng xử lý. </w:t>
       </w:r>
     </w:p>
     <w:tbl>
@@ -793,7 +733,6 @@
               <w:rPr>
                 <w:sz w:val="21"/>
                 <w:szCs w:val="21"/>
-                <w:lang w:val="en-US"/>
               </w:rPr>
             </w:pPr>
             <w:r>
@@ -1028,7 +967,6 @@
               <w:rPr>
                 <w:sz w:val="21"/>
                 <w:szCs w:val="21"/>
-                <w:lang w:val="en-US"/>
               </w:rPr>
             </w:pPr>
             <w:r>
@@ -1188,7 +1126,6 @@
         <w:rPr>
           <w:sz w:val="24"/>
           <w:szCs w:val="24"/>
-          <w:lang w:val="en-US"/>
         </w:rPr>
       </w:pPr>
     </w:p>
@@ -1197,13 +1134,7 @@
         <w:pStyle w:val="Heading2"/>
       </w:pPr>
       <w:r>
-        <w:rPr>
-          <w:lang w:val="en-US"/>
-        </w:rPr>
-        <w:t>5.3. Thiết kế Sprint Retrospective</w:t>
-      </w:r>
-      <w:r>
-        <w:t> </w:t>
+        <w:t>5.3. Thiết kế Sprint Retrospective </w:t>
       </w:r>
     </w:p>
     <w:p>
@@ -1212,23 +1143,14 @@
         <w:rPr>
           <w:sz w:val="24"/>
           <w:szCs w:val="24"/>
-          <w:lang w:val="en-US"/>
         </w:rPr>
       </w:pPr>
       <w:r>
         <w:rPr>
           <w:sz w:val="24"/>
           <w:szCs w:val="24"/>
-          <w:lang w:val="en-US"/>
-        </w:rPr>
-        <w:t>Thiết kế luồng 60 phút theo Data - Insight - Action - Follow-up; xử lý đổ lỗi.</w:t>
-      </w:r>
-      <w:r>
-        <w:rPr>
-          <w:sz w:val="24"/>
-          <w:szCs w:val="24"/>
-        </w:rPr>
-        <w:t> </w:t>
+        </w:rPr>
+        <w:t>Thiết kế luồng 60 phút theo Data - Insight - Action - Follow-up; xử lý đổ lỗi. </w:t>
       </w:r>
     </w:p>
     <w:p>
@@ -1254,7 +1176,6 @@
         <w:rPr>
           <w:sz w:val="24"/>
           <w:szCs w:val="24"/>
-          <w:lang w:val="en-US"/>
         </w:rPr>
         <w:t>.</w:t>
       </w:r>
@@ -1282,7 +1203,6 @@
         <w:rPr>
           <w:sz w:val="24"/>
           <w:szCs w:val="24"/>
-          <w:lang w:val="en-US"/>
         </w:rPr>
         <w:t>.</w:t>
       </w:r>
@@ -1310,7 +1230,6 @@
         <w:rPr>
           <w:sz w:val="24"/>
           <w:szCs w:val="24"/>
-          <w:lang w:val="en-US"/>
         </w:rPr>
         <w:t>.</w:t>
       </w:r>
@@ -1341,14 +1260,12 @@
         <w:rPr>
           <w:sz w:val="24"/>
           <w:szCs w:val="24"/>
-          <w:lang w:val="en-US"/>
         </w:rPr>
       </w:pPr>
       <w:r>
         <w:rPr>
           <w:sz w:val="24"/>
           <w:szCs w:val="24"/>
-          <w:lang w:val="en-US"/>
         </w:rPr>
         <w:t>Rà Action cũ; giữ tối đa 2 mục có hành động, nhóm theo dõi, thời điểm và bằng chứng.</w:t>
       </w:r>
@@ -1401,7 +1318,6 @@
                 <w:bCs/>
                 <w:sz w:val="21"/>
                 <w:szCs w:val="21"/>
-                <w:lang w:val="en-US"/>
               </w:rPr>
             </w:pPr>
             <w:r>
@@ -1539,7 +1455,6 @@
                 <w:bCs/>
                 <w:sz w:val="21"/>
                 <w:szCs w:val="21"/>
-                <w:lang w:val="en-US"/>
               </w:rPr>
               <w:t xml:space="preserve"> </w:t>
             </w:r>
@@ -1617,7 +1532,6 @@
               <w:rPr>
                 <w:sz w:val="21"/>
                 <w:szCs w:val="21"/>
-                <w:lang w:val="en-US"/>
               </w:rPr>
             </w:pPr>
             <w:r>
@@ -1654,7 +1568,6 @@
               <w:rPr>
                 <w:sz w:val="21"/>
                 <w:szCs w:val="21"/>
-                <w:lang w:val="en-US"/>
               </w:rPr>
             </w:pPr>
             <w:r>
@@ -1802,7 +1715,6 @@
               <w:rPr>
                 <w:sz w:val="21"/>
                 <w:szCs w:val="21"/>
-                <w:lang w:val="en-US"/>
               </w:rPr>
             </w:pPr>
             <w:r>
@@ -1872,13 +1784,7 @@
         <w:pStyle w:val="Heading2"/>
       </w:pPr>
       <w:r>
-        <w:rPr>
-          <w:lang w:val="en-US"/>
-        </w:rPr>
-        <w:t>5.4. Chọn kỹ thuật Retro</w:t>
-      </w:r>
-      <w:r>
-        <w:t> </w:t>
+        <w:t>5.4. Chọn kỹ thuật Retro </w:t>
       </w:r>
     </w:p>
     <w:p>
@@ -1887,23 +1793,14 @@
         <w:rPr>
           <w:sz w:val="24"/>
           <w:szCs w:val="24"/>
-          <w:lang w:val="en-US"/>
         </w:rPr>
       </w:pPr>
       <w:r>
         <w:rPr>
           <w:sz w:val="24"/>
           <w:szCs w:val="24"/>
-          <w:lang w:val="en-US"/>
-        </w:rPr>
-        <w:t>Tạo hai phương án; so sánh an toàn, nguyên nhân, hành động, thời lượng và người ít nói.</w:t>
-      </w:r>
-      <w:r>
-        <w:rPr>
-          <w:sz w:val="24"/>
-          <w:szCs w:val="24"/>
-        </w:rPr>
-        <w:t> </w:t>
+        </w:rPr>
+        <w:t>Tạo hai phương án; so sánh an toàn, nguyên nhân, hành động, thời lượng và người ít nói. </w:t>
       </w:r>
     </w:p>
     <w:p>
@@ -1912,23 +1809,14 @@
         <w:rPr>
           <w:sz w:val="24"/>
           <w:szCs w:val="24"/>
-          <w:lang w:val="en-US"/>
         </w:rPr>
       </w:pPr>
       <w:r>
         <w:rPr>
           <w:sz w:val="24"/>
           <w:szCs w:val="24"/>
-          <w:lang w:val="en-US"/>
-        </w:rPr>
-        <w:t>Chọn bằng dữ liệu; nêu trade-off và điều kiện đổi/kết hợp.</w:t>
-      </w:r>
-      <w:r>
-        <w:rPr>
-          <w:sz w:val="24"/>
-          <w:szCs w:val="24"/>
-        </w:rPr>
-        <w:t> </w:t>
+        </w:rPr>
+        <w:t>Chọn bằng dữ liệu; nêu trade-off và điều kiện đổi/kết hợp. </w:t>
       </w:r>
     </w:p>
     <w:tbl>
@@ -1978,7 +1866,6 @@
                 <w:bCs/>
                 <w:sz w:val="21"/>
                 <w:szCs w:val="21"/>
-                <w:lang w:val="en-US"/>
               </w:rPr>
             </w:pPr>
             <w:r>
@@ -2135,7 +2022,6 @@
               <w:rPr>
                 <w:sz w:val="21"/>
                 <w:szCs w:val="21"/>
-                <w:lang w:val="en-US"/>
               </w:rPr>
             </w:pPr>
             <w:r>
@@ -2149,7 +2035,6 @@
               <w:rPr>
                 <w:sz w:val="21"/>
                 <w:szCs w:val="21"/>
-                <w:lang w:val="en-US"/>
               </w:rPr>
               <w:t>.</w:t>
             </w:r>
@@ -2510,7 +2395,6 @@
               <w:rPr>
                 <w:sz w:val="21"/>
                 <w:szCs w:val="21"/>
-                <w:lang w:val="en-US"/>
               </w:rPr>
             </w:pPr>
             <w:r>
@@ -2639,7 +2523,6 @@
         <w:rPr>
           <w:sz w:val="24"/>
           <w:szCs w:val="24"/>
-          <w:lang w:val="en-US"/>
         </w:rPr>
       </w:pPr>
       <w:r>
@@ -2655,13 +2538,7 @@
         <w:pStyle w:val="Heading2"/>
       </w:pPr>
       <w:r>
-        <w:rPr>
-          <w:lang w:val="en-US"/>
-        </w:rPr>
-        <w:t>5.5. Chu trình Inspect and Adapt</w:t>
-      </w:r>
-      <w:r>
-        <w:t> </w:t>
+        <w:t>5.5. Chu trình Inspect and Adapt </w:t>
       </w:r>
     </w:p>
     <w:p>
@@ -2670,23 +2547,14 @@
         <w:rPr>
           <w:sz w:val="24"/>
           <w:szCs w:val="24"/>
-          <w:lang w:val="en-US"/>
         </w:rPr>
       </w:pPr>
       <w:r>
         <w:rPr>
           <w:sz w:val="24"/>
           <w:szCs w:val="24"/>
-          <w:lang w:val="en-US"/>
-        </w:rPr>
-        <w:t>Vẽ luồng Review -&gt; Feedback -&gt; Backlog -&gt; Retro -&gt; Action -&gt; kiểm tra Sprint 15.</w:t>
-      </w:r>
-      <w:r>
-        <w:rPr>
-          <w:sz w:val="24"/>
-          <w:szCs w:val="24"/>
-        </w:rPr>
-        <w:t> </w:t>
+        </w:rPr>
+        <w:t>Vẽ luồng Review -&gt; Feedback -&gt; Backlog -&gt; Retro -&gt; Action -&gt; kiểm tra Sprint 15. </w:t>
       </w:r>
     </w:p>
     <w:p>
@@ -2699,13 +2567,89 @@
           <w:lang w:val="en-US"/>
         </w:rPr>
       </w:pPr>
+    </w:p>
+    <w:p>
+      <w:pPr>
+        <w:ind w:left="360"/>
+        <w:rPr>
+          <w:rFonts w:ascii="Consolas" w:hAnsi="Consolas"/>
+          <w:sz w:val="24"/>
+          <w:szCs w:val="24"/>
+          <w:lang w:val="en-US"/>
+        </w:rPr>
+      </w:pPr>
+    </w:p>
+    <w:p>
+      <w:pPr>
+        <w:ind w:left="360"/>
+        <w:rPr>
+          <w:rFonts w:ascii="Consolas" w:hAnsi="Consolas"/>
+          <w:sz w:val="24"/>
+          <w:szCs w:val="24"/>
+          <w:lang w:val="en-US"/>
+        </w:rPr>
+      </w:pPr>
+    </w:p>
+    <w:p>
+      <w:pPr>
+        <w:ind w:left="360"/>
+        <w:rPr>
+          <w:rFonts w:ascii="Consolas" w:hAnsi="Consolas"/>
+          <w:sz w:val="24"/>
+          <w:szCs w:val="24"/>
+          <w:lang w:val="en-US"/>
+        </w:rPr>
+      </w:pPr>
+    </w:p>
+    <w:p>
+      <w:pPr>
+        <w:ind w:left="360"/>
+        <w:rPr>
+          <w:rFonts w:ascii="Consolas" w:hAnsi="Consolas"/>
+          <w:sz w:val="24"/>
+          <w:szCs w:val="24"/>
+          <w:lang w:val="en-US"/>
+        </w:rPr>
+      </w:pPr>
+    </w:p>
+    <w:p>
+      <w:pPr>
+        <w:ind w:left="360"/>
+        <w:rPr>
+          <w:rFonts w:ascii="Consolas" w:hAnsi="Consolas"/>
+          <w:sz w:val="24"/>
+          <w:szCs w:val="24"/>
+          <w:lang w:val="en-US"/>
+        </w:rPr>
+      </w:pPr>
+    </w:p>
+    <w:p>
+      <w:pPr>
+        <w:ind w:left="360"/>
+        <w:rPr>
+          <w:rFonts w:ascii="Consolas" w:hAnsi="Consolas"/>
+          <w:sz w:val="24"/>
+          <w:szCs w:val="24"/>
+          <w:lang w:val="en-US"/>
+        </w:rPr>
+      </w:pPr>
+    </w:p>
+    <w:p>
+      <w:pPr>
+        <w:ind w:left="360"/>
+        <w:rPr>
+          <w:rFonts w:ascii="Consolas" w:hAnsi="Consolas"/>
+          <w:sz w:val="24"/>
+          <w:szCs w:val="24"/>
+        </w:rPr>
+      </w:pPr>
       <w:r>
         <w:rPr>
           <w:rFonts w:ascii="Consolas" w:hAnsi="Consolas"/>
           <w:sz w:val="24"/>
           <w:szCs w:val="24"/>
-          <w:lang w:val="en-US"/>
-        </w:rPr>
+        </w:rPr>
+        <w:lastRenderedPageBreak/>
         <w:t xml:space="preserve">[ Sprint Review ] </w:t>
       </w:r>
     </w:p>
@@ -2716,7 +2660,6 @@
           <w:rFonts w:ascii="Consolas" w:hAnsi="Consolas"/>
           <w:sz w:val="24"/>
           <w:szCs w:val="24"/>
-          <w:lang w:val="en-US"/>
         </w:rPr>
       </w:pPr>
       <w:r>
@@ -2724,7 +2667,6 @@
           <w:rFonts w:ascii="Consolas" w:hAnsi="Consolas"/>
           <w:sz w:val="24"/>
           <w:szCs w:val="24"/>
-          <w:lang w:val="en-US"/>
         </w:rPr>
         <w:t xml:space="preserve">       │ (Thu thập Feedback F-01 -&gt; F-05)</w:t>
       </w:r>
@@ -2736,7 +2678,6 @@
           <w:rFonts w:ascii="Consolas" w:hAnsi="Consolas"/>
           <w:sz w:val="24"/>
           <w:szCs w:val="24"/>
-          <w:lang w:val="en-US"/>
         </w:rPr>
       </w:pPr>
       <w:r>
@@ -2744,7 +2685,6 @@
           <w:rFonts w:ascii="Consolas" w:hAnsi="Consolas"/>
           <w:sz w:val="24"/>
           <w:szCs w:val="24"/>
-          <w:lang w:val="en-US"/>
         </w:rPr>
         <w:t xml:space="preserve">       ▼</w:t>
       </w:r>
@@ -2756,7 +2696,6 @@
           <w:rFonts w:ascii="Consolas" w:hAnsi="Consolas"/>
           <w:sz w:val="24"/>
           <w:szCs w:val="24"/>
-          <w:lang w:val="en-US"/>
         </w:rPr>
       </w:pPr>
       <w:r>
@@ -2764,7 +2703,6 @@
           <w:rFonts w:ascii="Consolas" w:hAnsi="Consolas"/>
           <w:sz w:val="24"/>
           <w:szCs w:val="24"/>
-          <w:lang w:val="en-US"/>
         </w:rPr>
         <w:t xml:space="preserve">[ Feedback Log ] </w:t>
       </w:r>
@@ -2776,7 +2714,6 @@
           <w:rFonts w:ascii="Consolas" w:hAnsi="Consolas"/>
           <w:sz w:val="24"/>
           <w:szCs w:val="24"/>
-          <w:lang w:val="en-US"/>
         </w:rPr>
       </w:pPr>
       <w:r>
@@ -2784,7 +2721,6 @@
           <w:rFonts w:ascii="Consolas" w:hAnsi="Consolas"/>
           <w:sz w:val="24"/>
           <w:szCs w:val="24"/>
-          <w:lang w:val="en-US"/>
         </w:rPr>
         <w:t xml:space="preserve">       │ (Lọc ý kiến, đưa vào Product Backlog)</w:t>
       </w:r>
@@ -2796,7 +2732,6 @@
           <w:rFonts w:ascii="Consolas" w:hAnsi="Consolas"/>
           <w:sz w:val="24"/>
           <w:szCs w:val="24"/>
-          <w:lang w:val="en-US"/>
         </w:rPr>
       </w:pPr>
       <w:r>
@@ -2804,7 +2739,6 @@
           <w:rFonts w:ascii="Consolas" w:hAnsi="Consolas"/>
           <w:sz w:val="24"/>
           <w:szCs w:val="24"/>
-          <w:lang w:val="en-US"/>
         </w:rPr>
         <w:t xml:space="preserve">       ▼</w:t>
       </w:r>
@@ -2816,7 +2750,6 @@
           <w:rFonts w:ascii="Consolas" w:hAnsi="Consolas"/>
           <w:sz w:val="24"/>
           <w:szCs w:val="24"/>
-          <w:lang w:val="en-US"/>
         </w:rPr>
       </w:pPr>
       <w:r>
@@ -2824,7 +2757,6 @@
           <w:rFonts w:ascii="Consolas" w:hAnsi="Consolas"/>
           <w:sz w:val="24"/>
           <w:szCs w:val="24"/>
-          <w:lang w:val="en-US"/>
         </w:rPr>
         <w:t xml:space="preserve">[ Product Backlog ] </w:t>
       </w:r>
@@ -2836,7 +2768,6 @@
           <w:rFonts w:ascii="Consolas" w:hAnsi="Consolas"/>
           <w:sz w:val="24"/>
           <w:szCs w:val="24"/>
-          <w:lang w:val="en-US"/>
         </w:rPr>
       </w:pPr>
       <w:r>
@@ -2844,9 +2775,7 @@
           <w:rFonts w:ascii="Consolas" w:hAnsi="Consolas"/>
           <w:sz w:val="24"/>
           <w:szCs w:val="24"/>
-          <w:lang w:val="en-US"/>
-        </w:rPr>
-        <w:lastRenderedPageBreak/>
+        </w:rPr>
         <w:t xml:space="preserve">       │ (PO lập kế hoạch cho Sprint mới)</w:t>
       </w:r>
     </w:p>
@@ -2857,7 +2786,6 @@
           <w:rFonts w:ascii="Consolas" w:hAnsi="Consolas"/>
           <w:sz w:val="24"/>
           <w:szCs w:val="24"/>
-          <w:lang w:val="en-US"/>
         </w:rPr>
       </w:pPr>
       <w:r>
@@ -2865,7 +2793,6 @@
           <w:rFonts w:ascii="Consolas" w:hAnsi="Consolas"/>
           <w:sz w:val="24"/>
           <w:szCs w:val="24"/>
-          <w:lang w:val="en-US"/>
         </w:rPr>
         <w:t xml:space="preserve">       ▼</w:t>
       </w:r>
@@ -2877,7 +2804,6 @@
           <w:rFonts w:ascii="Consolas" w:hAnsi="Consolas"/>
           <w:sz w:val="24"/>
           <w:szCs w:val="24"/>
-          <w:lang w:val="en-US"/>
         </w:rPr>
       </w:pPr>
       <w:r>
@@ -2885,7 +2811,6 @@
           <w:rFonts w:ascii="Consolas" w:hAnsi="Consolas"/>
           <w:sz w:val="24"/>
           <w:szCs w:val="24"/>
-          <w:lang w:val="en-US"/>
         </w:rPr>
         <w:t xml:space="preserve">[ Sprint Retrospective ] </w:t>
       </w:r>
@@ -2897,7 +2822,6 @@
           <w:rFonts w:ascii="Consolas" w:hAnsi="Consolas"/>
           <w:sz w:val="24"/>
           <w:szCs w:val="24"/>
-          <w:lang w:val="en-US"/>
         </w:rPr>
       </w:pPr>
       <w:r>
@@ -2905,7 +2829,6 @@
           <w:rFonts w:ascii="Consolas" w:hAnsi="Consolas"/>
           <w:sz w:val="24"/>
           <w:szCs w:val="24"/>
-          <w:lang w:val="en-US"/>
         </w:rPr>
         <w:t xml:space="preserve">       │ (Phân tích Data </w:t>
       </w:r>
@@ -2914,7 +2837,6 @@
           <w:rFonts w:ascii="Segoe UI Symbol" w:hAnsi="Segoe UI Symbol" w:cs="Segoe UI Symbol"/>
           <w:sz w:val="24"/>
           <w:szCs w:val="24"/>
-          <w:lang w:val="en-US"/>
         </w:rPr>
         <w:t>➔</w:t>
       </w:r>
@@ -2923,7 +2845,6 @@
           <w:rFonts w:ascii="Consolas" w:hAnsi="Consolas"/>
           <w:sz w:val="24"/>
           <w:szCs w:val="24"/>
-          <w:lang w:val="en-US"/>
         </w:rPr>
         <w:t xml:space="preserve"> Insight)</w:t>
       </w:r>
@@ -2935,7 +2856,6 @@
           <w:rFonts w:ascii="Consolas" w:hAnsi="Consolas"/>
           <w:sz w:val="24"/>
           <w:szCs w:val="24"/>
-          <w:lang w:val="en-US"/>
         </w:rPr>
       </w:pPr>
       <w:r>
@@ -2943,7 +2863,6 @@
           <w:rFonts w:ascii="Consolas" w:hAnsi="Consolas"/>
           <w:sz w:val="24"/>
           <w:szCs w:val="24"/>
-          <w:lang w:val="en-US"/>
         </w:rPr>
         <w:t xml:space="preserve">       ▼</w:t>
       </w:r>
@@ -2955,7 +2874,6 @@
           <w:rFonts w:ascii="Consolas" w:hAnsi="Consolas"/>
           <w:sz w:val="24"/>
           <w:szCs w:val="24"/>
-          <w:lang w:val="en-US"/>
         </w:rPr>
       </w:pPr>
       <w:r>
@@ -2963,7 +2881,6 @@
           <w:rFonts w:ascii="Consolas" w:hAnsi="Consolas"/>
           <w:sz w:val="24"/>
           <w:szCs w:val="24"/>
-          <w:lang w:val="en-US"/>
         </w:rPr>
         <w:t xml:space="preserve">[ Action Item ] </w:t>
       </w:r>
@@ -2975,7 +2892,6 @@
           <w:rFonts w:ascii="Consolas" w:hAnsi="Consolas"/>
           <w:sz w:val="24"/>
           <w:szCs w:val="24"/>
-          <w:lang w:val="en-US"/>
         </w:rPr>
       </w:pPr>
       <w:r>
@@ -2983,7 +2899,6 @@
           <w:rFonts w:ascii="Consolas" w:hAnsi="Consolas"/>
           <w:sz w:val="24"/>
           <w:szCs w:val="24"/>
-          <w:lang w:val="en-US"/>
         </w:rPr>
         <w:t xml:space="preserve">       │ (Chốt tối đa 2 hành động cụ thể)</w:t>
       </w:r>
@@ -2995,7 +2910,6 @@
           <w:rFonts w:ascii="Consolas" w:hAnsi="Consolas"/>
           <w:sz w:val="24"/>
           <w:szCs w:val="24"/>
-          <w:lang w:val="en-US"/>
         </w:rPr>
       </w:pPr>
       <w:r>
@@ -3003,7 +2917,6 @@
           <w:rFonts w:ascii="Consolas" w:hAnsi="Consolas"/>
           <w:sz w:val="24"/>
           <w:szCs w:val="24"/>
-          <w:lang w:val="en-US"/>
         </w:rPr>
         <w:t xml:space="preserve">       ▼</w:t>
       </w:r>
@@ -3015,7 +2928,6 @@
           <w:rFonts w:ascii="Consolas" w:hAnsi="Consolas"/>
           <w:sz w:val="24"/>
           <w:szCs w:val="24"/>
-          <w:lang w:val="en-US"/>
         </w:rPr>
       </w:pPr>
       <w:r>
@@ -3023,7 +2935,6 @@
           <w:rFonts w:ascii="Consolas" w:hAnsi="Consolas"/>
           <w:sz w:val="24"/>
           <w:szCs w:val="24"/>
-          <w:lang w:val="en-US"/>
         </w:rPr>
         <w:t>[ Sprint 15 &amp; Kiểm tra ] ────&gt; [ Sprint Review ]</w:t>
       </w:r>
@@ -3037,20 +2948,31 @@
           <w:lang w:val="en-US"/>
         </w:rPr>
       </w:pPr>
+    </w:p>
+    <w:p>
+      <w:pPr>
+        <w:ind w:left="360"/>
+        <w:rPr>
+          <w:sz w:val="24"/>
+          <w:szCs w:val="24"/>
+          <w:lang w:val="en-US"/>
+        </w:rPr>
+      </w:pPr>
+    </w:p>
+    <w:p>
+      <w:pPr>
+        <w:ind w:left="360"/>
+        <w:rPr>
+          <w:sz w:val="24"/>
+          <w:szCs w:val="24"/>
+        </w:rPr>
+      </w:pPr>
       <w:r>
         <w:rPr>
           <w:sz w:val="24"/>
           <w:szCs w:val="24"/>
-          <w:lang w:val="en-US"/>
-        </w:rPr>
-        <w:t>Truy vết 1 Feedback và 1 Action; nêu quyền cập nhật, bằng chứng và tiêu chí đo.</w:t>
-      </w:r>
-      <w:r>
-        <w:rPr>
-          <w:sz w:val="24"/>
-          <w:szCs w:val="24"/>
-        </w:rPr>
-        <w:t> </w:t>
+        </w:rPr>
+        <w:t>Truy vết 1 Feedback và 1 Action; nêu quyền cập nhật, bằng chứng và tiêu chí đo. </w:t>
       </w:r>
     </w:p>
     <w:p>
@@ -3109,7 +3031,6 @@
         <w:rPr>
           <w:sz w:val="24"/>
           <w:szCs w:val="24"/>
-          <w:lang w:val="en-US"/>
         </w:rPr>
         <w:t xml:space="preserve"> -&gt;</w:t>
       </w:r>
@@ -3144,7 +3065,6 @@
         <w:rPr>
           <w:sz w:val="24"/>
           <w:szCs w:val="24"/>
-          <w:lang w:val="en-US"/>
         </w:rPr>
         <w:t>-&gt;</w:t>
       </w:r>
@@ -3159,7 +3079,6 @@
         <w:rPr>
           <w:sz w:val="24"/>
           <w:szCs w:val="24"/>
-          <w:lang w:val="en-US"/>
         </w:rPr>
         <w:t>-&gt;</w:t>
       </w:r>
@@ -3177,7 +3096,6 @@
         <w:rPr>
           <w:sz w:val="24"/>
           <w:szCs w:val="24"/>
-          <w:lang w:val="en-US"/>
         </w:rPr>
       </w:pPr>
     </w:p>
